--- a/book/dist/光影与信仰-繁體.docx
+++ b/book/dist/光影与信仰-繁體.docx
@@ -51,7 +51,7 @@
           <w:i w:val="0"/>
           <w:sz w:val="26"/>
         </w:rPr>
-        <w:t>光影與信仰</w:t>
+        <w:t>周津　著</w:t>
       </w:r>
     </w:p>
     <w:p>
@@ -84,7 +84,7 @@
           <w:color w:val="5A5040"/>
           <w:sz w:val="18"/>
         </w:rPr>
-        <w:t>作者：光影與信仰</w:t>
+        <w:t>作者：周津</w:t>
       </w:r>
     </w:p>
     <w:p>
@@ -98,7 +98,7 @@
           <w:color w:val="5A5040"/>
           <w:sz w:val="18"/>
         </w:rPr>
-        <w:t>© 2026 光影與信仰　保留所有權利。</w:t>
+        <w:t>© 2026 周津　保留所有權利。</w:t>
       </w:r>
     </w:p>
     <w:p>
@@ -141,6 +141,20 @@
           <w:sz w:val="18"/>
         </w:rPr>
         <w:t>聖經引文出自《聖經》和合本。</w:t>
+      </w:r>
+    </w:p>
+    <w:p>
+      <w:pPr>
+        <w:ind w:firstLine="0"/>
+      </w:pPr>
+      <w:r>
+        <w:rPr>
+          <w:b w:val="0"/>
+          <w:i w:val="0"/>
+          <w:color w:val="5A5040"/>
+          <w:sz w:val="18"/>
+        </w:rPr>
+        <w:t>本書各篇初稿由人工智能按作者設定的寫作規範起草，選題、切入角度、經文選用、事實核對與修訂由作者負責。</w:t>
       </w:r>
     </w:p>
     <w:p>
@@ -609,7 +623,7 @@
           <w:b w:val="0"/>
           <w:i w:val="0"/>
         </w:rPr>
-        <w:t>這本書裡的二十一篇文章，起初都是為一個小小的網站寫的。網站叫“光影與信仰”，原本只是一份路標式的索引：記錄華人基督徒作者評過哪些電影，從什麼角度切入，原文在哪裡。做著做著，我們發現有些電影一直沒有人從信仰的眼光認真談過，或者談過的文章已經難以找到。於是開始自己寫。</w:t>
+        <w:t>這本書裡的二十一篇文章，起初都是為一個小小的網站寫的。網站叫“光影與信仰”，原本只是一份路標式的索引：記錄華人基督徒作者評過哪些電影，從什麼角度切入，原文在哪裡。做著做著，我發現有些電影一直沒有人從信仰的眼光認真談過，或者談過的文章已經難以找到。於是開始自己寫。</w:t>
       </w:r>
     </w:p>
     <w:p>
@@ -618,7 +632,7 @@
           <w:b w:val="0"/>
           <w:i w:val="0"/>
         </w:rPr>
-        <w:t>寫法上，我們給自己立了四條規矩，每一篇都照著做。第一，引用聖經，但經文必須是論證的轉軸，而不是文末貼上去的標籤；一處貼切的引用，勝過五處裝飾性的堆砌。第二，誠實地呈現影片揭示的人心困境，然後走到福音——不停在“我們要學會愛”這樣的道德勸勉上，而要走到十字架。第三，從細節裡說話：一句臺詞，一個道具，一個前後呼應的鏡頭。屬靈的解讀必須從電影裡長出來，而不是套在電影外面。第四，給每個角色留一段肖像。群像片裡的每個人往往代表一種人心的樣式，把這張“人心地圖”畫完整，是我們最在意的事。</w:t>
+        <w:t>寫法上，我給自己立了四條規矩，每一篇都照著做。第一，引用聖經，但經文必須是論證的轉軸，而不是文末貼上去的標籤；一處貼切的引用，勝過五處裝飾性的堆砌。第二，誠實地呈現影片揭示的人心困境，然後走到福音——不停在“我們要學會愛”這樣的道德勸勉上，而要走到十字架。第三，從細節裡說話：一句臺詞，一個道具，一個前後呼應的鏡頭。屬靈的解讀必須從電影裡長出來，而不是套在電影外面。第四，給每個角色留一段肖像。群像片裡的每個人往往代表一種人心的樣式，把這張“人心地圖”畫完整，是我最在意的事。</w:t>
       </w:r>
     </w:p>
     <w:p>
@@ -627,7 +641,7 @@
           <w:b w:val="0"/>
           <w:i w:val="0"/>
         </w:rPr>
-        <w:t>書中的電影跨度很大：從一九五七年的《第七封印》和《12怒漢》，到近年的《心靈奇旅》與《血戰鋼鋸嶺》；有好萊塢的商業大片，也有伯格曼、李滄東的作者電影；有皮克斯的動畫，也有張藝謀、文牧野的華語片。我們按主題把它們分成五輯：苦難中的追問，自由與救贖，犧牲與公義，記憶、身份與歸家，青春與教育。輯與輯之間並沒有硬性的界線，讀者大可以從任何一篇讀起。</w:t>
+        <w:t>書中的電影跨度很大：從一九五七年的《第七封印》和《12怒漢》，到近年的《心靈奇旅》與《血戰鋼鋸嶺》；有好萊塢的商業大片，也有伯格曼、李滄東的作者電影；有皮克斯的動畫，也有張藝謀、文牧野的華語片。我按主題把它們分成五輯：苦難中的追問，自由與救贖，犧牲與公義，記憶、身份與歸家，青春與教育。輯與輯之間並沒有硬性的界線，讀者大可以從任何一篇讀起。</w:t>
       </w:r>
     </w:p>
     <w:p>
@@ -636,7 +650,16 @@
           <w:b w:val="0"/>
           <w:i w:val="0"/>
         </w:rPr>
-        <w:t>我們並不假定讀者是基督徒。如果你只是愛電影，希望這些文章能讓你看見一些從前沒有留意的細節；如果你正在信仰的門口徘徊，希望這些電影能替我們說出一些不容易直接說出的話。至於書中反覆出現的那個名字——耶穌——我們相信，他不是我們從外面加給這些電影的，而是這些故事裡早已在場、只是常常被錯過的那一位。就像《密陽》的片名所說的：陽光是真的，只是隱秘。</w:t>
+        <w:t>我並不假定讀者是基督徒。如果你只是愛電影，希望這些文章能讓你看見一些從前沒有留意的細節；如果你正在信仰的門口徘徊，希望這些電影能替我說出一些不容易直接說出的話。至於書中反覆出現的那個名字——耶穌——我相信，他不是我從外面加給這些電影的，而是這些故事裡早已在場、只是常常被錯過的那一位。就像《密陽》的片名所說的：陽光是真的，只是隱秘。</w:t>
+      </w:r>
+    </w:p>
+    <w:p>
+      <w:r>
+        <w:rPr>
+          <w:b w:val="0"/>
+          <w:i w:val="0"/>
+        </w:rPr>
+        <w:t>最後交代一下這本書是怎麼寫成的。我是個程序員，不是作家。這些文章的初稿，是我把上面那四條規矩寫成一份寫作規範，一篇一篇交給人工智能起草的：選哪部電影，從哪句臺詞切入，經文引到哪裡，人物怎麼畫，都由我來定；寫出來之後，核對、取捨與修改由我負責，文責也在我。我把這一點寫在這裡，是因為一本談誠實與救贖的書，自己首先不該在寫法上遮掩。工具是新的，要說的事卻很老：光是真的，只是隱秘。</w:t>
       </w:r>
     </w:p>
     <w:p>
@@ -5341,7 +5364,7 @@
           <w:b w:val="0"/>
           <w:i w:val="0"/>
         </w:rPr>
-        <w:t>“光影與信仰”是一個華人基督徒的電影評論站點（見上方網址），一面為齊宏偉、石衡潭、王書亞等作者的影評做路標式的索引，一面撰寫以基督信仰為眼光的原創影評。本書收錄的二十一篇文章均首發於該站，網絡版可免費閱讀。若有指正與迴響，歡迎通過站點聯繫我們。</w:t>
+        <w:t>周津，程序員，基督徒，兩個孩子的父親，在所在教會帶領 AWANA 兒童事工。業餘經營“光影與信仰”網站（見上方網址），一面為齊宏偉、石衡潭、王書亞等作者的影評做路標式索引，一面撰寫以基督信仰為眼光的原創影評。本書二十一篇均首發於該站，網絡版可免費閱讀；指正與迴響，歡迎通過站點聯繫。</w:t>
       </w:r>
     </w:p>
     <w:p>
